--- a/out/PROMPT_FINISH_IT_YOURSELF_guide.docx
+++ b/out/PROMPT_FINISH_IT_YOURSELF_guide.docx
@@ -16,7 +16,7 @@
         <w:rPr>
           <w:i w:val="0"/>
         </w:rPr>
-        <w:t>Open PROMPT_STARTER.psd in Photoshop. The text and layout are already done. You do the photo editing - the part your teacher is marking. About 1 to 2 class periods. Take a screenshot at every camera step for your process work.</w:t>
+        <w:t>Open PROMPT_STARTER.psd in Photoshop. The text and layout are already done. You do the photo editing - the part your teacher is marking. About 1 class period. Take a screenshot at every camera step for your process work.</w:t>
       </w:r>
     </w:p>
     <w:p>
@@ -45,7 +45,15 @@
           <w:color w:val="2E6B1E"/>
           <w:sz w:val="26"/>
         </w:rPr>
-        <w:t>Step 1 - Remove the mouth</w:t>
+        <w:t>Step 1 - Remove the mouth (NEW SKILL: Content-Aware Fill)</w:t>
+      </w:r>
+    </w:p>
+    <w:p>
+      <w:r>
+        <w:rPr>
+          <w:i w:val="0"/>
+        </w:rPr>
+        <w:t>This is your "independently learned" skill. Before you start, watch a short YouTube video: search "Photoshop content aware fill tutorial".</w:t>
       </w:r>
     </w:p>
     <w:p>
@@ -264,125 +272,7 @@
           <w:color w:val="2E6B1E"/>
           <w:sz w:val="26"/>
         </w:rPr>
-        <w:t>Step 4 - Bend the bar onto her face (NEW SKILL: Displace filter)</w:t>
-      </w:r>
-    </w:p>
-    <w:p>
-      <w:r>
-        <w:rPr>
-          <w:i w:val="0"/>
-        </w:rPr>
-        <w:t>This is your "independently learned" skill. First watch a short YouTube video: search "Photoshop displacement map tutorial". Then:</w:t>
-      </w:r>
-    </w:p>
-    <w:p>
-      <w:r>
-        <w:rPr>
-          <w:i/>
-        </w:rPr>
-        <w:t>Make the map:</w:t>
-      </w:r>
-    </w:p>
-    <w:p>
-      <w:pPr>
-        <w:pStyle w:val="ListNumber"/>
-      </w:pPr>
-      <w:r>
-        <w:t>Click "Portrait - no mouth". Press Ctrl+J (Cmd+J) to copy it.</w:t>
-      </w:r>
-    </w:p>
-    <w:p>
-      <w:pPr>
-        <w:pStyle w:val="ListNumber"/>
-      </w:pPr>
-      <w:r>
-        <w:t>Image &gt; Adjustments &gt; Desaturate. Then Filter &gt; Blur &gt; Gaussian Blur, Radius 30 &gt; OK.</w:t>
-      </w:r>
-    </w:p>
-    <w:p>
-      <w:pPr>
-        <w:pStyle w:val="ListNumber"/>
-      </w:pPr>
-      <w:r>
-        <w:t>Right-click that blurry layer &gt; Duplicate Layer. Under Document pick "New" &gt; OK.</w:t>
-      </w:r>
-    </w:p>
-    <w:p>
-      <w:pPr>
-        <w:pStyle w:val="ListNumber"/>
-      </w:pPr>
-      <w:r>
-        <w:t>In the new window: File &gt; Save As &gt; name it facemap, format Photoshop (.psd), save it on your Desktop. Close that window.</w:t>
-      </w:r>
-    </w:p>
-    <w:p>
-      <w:pPr>
-        <w:pStyle w:val="ListNumber"/>
-      </w:pPr>
-      <w:r>
-        <w:t>Back in your cover, delete the blurry layer (drag it to the trash can).</w:t>
-      </w:r>
-    </w:p>
-    <w:p>
-      <w:r>
-        <w:rPr>
-          <w:i/>
-        </w:rPr>
-        <w:t>Use the map:</w:t>
-      </w:r>
-    </w:p>
-    <w:p>
-      <w:pPr>
-        <w:pStyle w:val="ListNumber"/>
-      </w:pPr>
-      <w:r>
-        <w:t>Turn the eye back on for 03 AUTOCOMPLETE BAR.</w:t>
-      </w:r>
-    </w:p>
-    <w:p>
-      <w:pPr>
-        <w:pStyle w:val="ListNumber"/>
-      </w:pPr>
-      <w:r>
-        <w:t>Right-click the 03 AUTOCOMPLETE BAR folder &gt; Convert to Smart Object.</w:t>
-      </w:r>
-    </w:p>
-    <w:p>
-      <w:pPr>
-        <w:pStyle w:val="ListNumber"/>
-      </w:pPr>
-      <w:r>
-        <w:t>Filter &gt; Distort &gt; Displace. Horizontal Scale 20, Vertical Scale 11, Stretch To Fit, Repeat Edge Pixels &gt; OK. When it asks for a file, pick facemap.psd.</w:t>
-      </w:r>
-    </w:p>
-    <w:p>
-      <w:r>
-        <w:rPr>
-          <w:b/>
-        </w:rPr>
-        <w:t>SCREENSHOT: the bar before and after Displace.</w:t>
-      </w:r>
-    </w:p>
-    <w:p>
-      <w:r>
-        <w:rPr>
-          <w:i/>
-          <w:color w:val="555B55"/>
-        </w:rPr>
-        <w:t>Why: the bar now curves with her cheeks and jaw, so it looks like it is on her skin instead of pasted on top.</w:t>
-      </w:r>
-    </w:p>
-    <w:p>
-      <w:pPr>
-        <w:spacing w:before="280"/>
-      </w:pPr>
-      <w:r>
-        <w:rPr>
-          <w:b/>
-          <w:color w:val="2E6B1E"/>
-          <w:sz w:val="26"/>
-        </w:rPr>
-        <w:t>Step 5 - Save both files</w:t>
+        <w:t>Step 4 - Save both files</w:t>
       </w:r>
     </w:p>
     <w:p>
@@ -459,7 +349,7 @@
         <w:pStyle w:val="ListBullet"/>
       </w:pPr>
       <w:r>
-        <w:t>Bar bending: "I learned the Displace filter from a YouTube tutorial. You make a blurry black-and-white copy of the face and use it as a map to bend the bar."</w:t>
+        <w:t>New skill: "I learned Content-Aware Fill from a YouTube tutorial. You select something and Photoshop fills it in using the pixels around it."</w:t>
       </w:r>
     </w:p>
     <w:p>

--- a/out/PROMPT_FINISH_IT_YOURSELF_guide.docx
+++ b/out/PROMPT_FINISH_IT_YOURSELF_guide.docx
@@ -242,7 +242,7 @@
         <w:pStyle w:val="ListNumber"/>
       </w:pPr>
       <w:r>
-        <w:t>Click just under the middle of the bar to add a new stop. Set its Location to 58% and its colour to #6C767E (blue-grey). Click OK.</w:t>
+        <w:t>Click just under the bar to add three more stops. For each one, type its Location and pick its colour: 30% #1A2230 (dark navy), 58% #6C767E (blue-grey), 82% #CDD2CE (light grey). Click OK.</w:t>
       </w:r>
     </w:p>
     <w:p>
